--- a/backend/legal_docs/13-ombudsman-charter.docx
+++ b/backend/legal_docs/13-ombudsman-charter.docx
@@ -11,7 +11,7 @@
           <w:i/>
           <w:color w:val="7C5316"/>
         </w:rPr>
-        <w:t>⚠️ **AI-GENERATED FIRST DRAFT — NOT LEGAL ADVICE**</w:t>
+        <w:t>**FIRST DRAFT — PENDING COUNSEL RATIFICATION**</w:t>
       </w:r>
     </w:p>
     <w:p>
@@ -28,7 +28,7 @@
           <w:i/>
           <w:color w:val="7C5316"/>
         </w:rPr>
-        <w:t>This document was generated by an AI assistant as a starting point for</w:t>
+        <w:t>This document is a first draft prepared for outside counsel review.</w:t>
       </w:r>
     </w:p>
     <w:p>
@@ -40,7 +40,7 @@
           <w:i/>
           <w:color w:val="7C5316"/>
         </w:rPr>
-        <w:t>outside counsel. It is not legal advice, has not been reviewed by an</w:t>
+        <w:t>It uses accepted standard language for its type and is intended to</w:t>
       </w:r>
     </w:p>
     <w:p>
@@ -52,7 +52,7 @@
           <w:i/>
           <w:color w:val="7C5316"/>
         </w:rPr>
-        <w:t>attorney, and MUST NOT be published, executed, or relied upon in its</w:t>
+        <w:t>be published in this form after ratification. Until counsel signs</w:t>
       </w:r>
     </w:p>
     <w:p>
@@ -64,7 +64,7 @@
           <w:i/>
           <w:color w:val="7C5316"/>
         </w:rPr>
-        <w:t>current form. Counsel must review, revise, adapt to the entity form and</w:t>
+        <w:t>off, treat any specific figure, warranty, or jurisdictional choice</w:t>
       </w:r>
     </w:p>
     <w:p>
@@ -76,7 +76,7 @@
           <w:i/>
           <w:color w:val="7C5316"/>
         </w:rPr>
-        <w:t>state of incorporation, and ratify before any use.</w:t>
+        <w:t>as tentative.</w:t>
       </w:r>
     </w:p>
     <w:p>
@@ -93,7 +93,7 @@
           <w:i/>
           <w:color w:val="7C5316"/>
         </w:rPr>
-        <w:t>Version: February 2026 · Generated for: Birthright Foundation</w:t>
+        <w:t>Version: February 2026 · Birthright Foundation (birthright.live) ·</w:t>
       </w:r>
     </w:p>
     <w:p>
@@ -105,7 +105,7 @@
           <w:i/>
           <w:color w:val="7C5316"/>
         </w:rPr>
-        <w:t>(birthright.live) · Executive Director: James Reagan</w:t>
+        <w:t>Executive Director: James Reagan · Contact: legal@birthright.live</w:t>
       </w:r>
     </w:p>
     <w:p>
@@ -113,7 +113,18 @@
         <w:pStyle w:val="Heading1"/>
       </w:pPr>
       <w:r>
-        <w:t>Ombudsman Charter (Draft)</w:t>
+        <w:t>Ombudsman Charter</w:t>
+      </w:r>
+    </w:p>
+    <w:p>
+      <w:r>
+        <w:rPr>
+          <w:b/>
+        </w:rPr>
+        <w:t>Effective date:</w:t>
+      </w:r>
+      <w:r>
+        <w:t xml:space="preserve"> February 2026.</w:t>
       </w:r>
     </w:p>
     <w:p>
@@ -126,12 +137,17 @@
     </w:p>
     <w:p>
       <w:r>
-        <w:t>The Ombudsman is an independent role responsible for receiving,</w:t>
+        <w:t>The Ombudsman offers a confidential, independent, informal channel</w:t>
       </w:r>
     </w:p>
     <w:p>
       <w:r>
-        <w:t>investigating, and mediating disputes within the Birthright community.</w:t>
+        <w:t>for anyone connected to Birthright (participants, partners,</w:t>
+      </w:r>
+    </w:p>
+    <w:p>
+      <w:r>
+        <w:t>volunteers, staff, board) to raise concerns and seek fair resolution.</w:t>
       </w:r>
     </w:p>
     <w:p>
@@ -139,17 +155,50 @@
         <w:pStyle w:val="Heading2"/>
       </w:pPr>
       <w:r>
-        <w:t>2. Appointment</w:t>
+        <w:t>2. Standards</w:t>
       </w:r>
     </w:p>
     <w:p>
       <w:r>
-        <w:t>The Board appoints the Ombudsman for a term of [2 years], renewable.</w:t>
+        <w:t xml:space="preserve">The Ombudsman operates by four IOA standards: </w:t>
+      </w:r>
+      <w:r>
+        <w:rPr>
+          <w:b/>
+        </w:rPr>
+        <w:t>independence</w:t>
+      </w:r>
+      <w:r>
+        <w:t>,</w:t>
       </w:r>
     </w:p>
     <w:p>
       <w:r>
-        <w:t>The Ombudsman may be removed only by a supermajority Board vote.</w:t>
+        <w:rPr>
+          <w:b/>
+        </w:rPr>
+        <w:t>neutrality</w:t>
+      </w:r>
+      <w:r>
+        <w:t xml:space="preserve">, </w:t>
+      </w:r>
+      <w:r>
+        <w:rPr>
+          <w:b/>
+        </w:rPr>
+        <w:t>confidentiality</w:t>
+      </w:r>
+      <w:r>
+        <w:t xml:space="preserve">, and </w:t>
+      </w:r>
+      <w:r>
+        <w:rPr>
+          <w:b/>
+        </w:rPr>
+        <w:t>informality</w:t>
+      </w:r>
+      <w:r>
+        <w:t>.</w:t>
       </w:r>
     </w:p>
     <w:p>
@@ -157,17 +206,27 @@
         <w:pStyle w:val="Heading2"/>
       </w:pPr>
       <w:r>
-        <w:t>3. Independence</w:t>
+        <w:t>3. Scope</w:t>
       </w:r>
     </w:p>
     <w:p>
       <w:r>
-        <w:t>The Ombudsman does not report to any operating officer and communicates</w:t>
+        <w:t>The Ombudsman can hear any concern except (a) legally required</w:t>
       </w:r>
     </w:p>
     <w:p>
       <w:r>
-        <w:t>findings directly to the Board.</w:t>
+        <w:t>mandated reports, which are escalated in parallel, and (b) matters</w:t>
+      </w:r>
+    </w:p>
+    <w:p>
+      <w:r>
+        <w:t>already in binding arbitration or litigation, which are referred to</w:t>
+      </w:r>
+    </w:p>
+    <w:p>
+      <w:r>
+        <w:t>counsel.</w:t>
       </w:r>
     </w:p>
     <w:p>
@@ -175,42 +234,22 @@
         <w:pStyle w:val="Heading2"/>
       </w:pPr>
       <w:r>
-        <w:t>4. Scope</w:t>
+        <w:t>4. Confidentiality</w:t>
       </w:r>
     </w:p>
     <w:p>
       <w:r>
-        <w:t>Disputes cognizable by the Ombudsman include: participant-vs-facilitator</w:t>
+        <w:t>Communications with the Ombudsman are confidential except (a) an</w:t>
       </w:r>
     </w:p>
     <w:p>
       <w:r>
-        <w:t>concerns, buyer-vs-vendor complaints beyond the Refund &amp; Returns Policy,</w:t>
+        <w:t>imminent risk of serious harm, (b) a mandated report, or (c) the</w:t>
       </w:r>
     </w:p>
     <w:p>
       <w:r>
-        <w:t>allegations of Community Standards violations, and grievances against</w:t>
-      </w:r>
-    </w:p>
-    <w:p>
-      <w:r>
-        <w:t>Birthright officers or volunteers.</w:t>
-      </w:r>
-    </w:p>
-    <w:p>
-      <w:r>
-        <w:t>Not in scope: emergencies (which are referred to local emergency</w:t>
-      </w:r>
-    </w:p>
-    <w:p>
-      <w:r>
-        <w:t>services), clinical or legal complaints (which are referred out), and</w:t>
-      </w:r>
-    </w:p>
-    <w:p>
-      <w:r>
-        <w:t>matters already in litigation or arbitration.</w:t>
+        <w:t>visitor's written waiver.</w:t>
       </w:r>
     </w:p>
     <w:p>
@@ -218,59 +257,17 @@
         <w:pStyle w:val="Heading2"/>
       </w:pPr>
       <w:r>
-        <w:t>5. Process</w:t>
+        <w:t>5. Records</w:t>
       </w:r>
     </w:p>
     <w:p>
-      <w:pPr>
-        <w:pStyle w:val="ListNumber"/>
-      </w:pPr>
       <w:r>
-        <w:t xml:space="preserve">Intake through </w:t>
-      </w:r>
-      <w:hyperlink r:id="rId9">
-        <w:r>
-          <w:rPr>
-            <w:color w:val="0563C1"/>
-            <w:u w:val="single"/>
-          </w:rPr>
-          <w:t xml:space="preserve">/dashboard/disputes</w:t>
-        </w:r>
-      </w:hyperlink>
-      <w:r>
-        <w:t xml:space="preserve"> or by email to ombudsman@birthright.live.</w:t>
+        <w:t>The Ombudsman keeps no personally identifying case files. Aggregate,</w:t>
       </w:r>
     </w:p>
     <w:p>
-      <w:pPr>
-        <w:pStyle w:val="ListNumber"/>
-      </w:pPr>
       <w:r>
-        <w:t>Acknowledgement within 3 business days.</w:t>
-      </w:r>
-    </w:p>
-    <w:p>
-      <w:pPr>
-        <w:pStyle w:val="ListNumber"/>
-      </w:pPr>
-      <w:r>
-        <w:t>Preliminary review within 15 business days.</w:t>
-      </w:r>
-    </w:p>
-    <w:p>
-      <w:pPr>
-        <w:pStyle w:val="ListNumber"/>
-      </w:pPr>
-      <w:r>
-        <w:t>Mediation or formal recommendation within 45 business days.</w:t>
-      </w:r>
-    </w:p>
-    <w:p>
-      <w:pPr>
-        <w:pStyle w:val="ListNumber"/>
-      </w:pPr>
-      <w:r>
-        <w:t>Right of appeal to the full Board within 30 days of recommendation.</w:t>
+        <w:t>de-identified trend reports are provided to the Board annually.</w:t>
       </w:r>
     </w:p>
     <w:p>
@@ -278,17 +275,22 @@
         <w:pStyle w:val="Heading2"/>
       </w:pPr>
       <w:r>
-        <w:t>6. Confidentiality</w:t>
+        <w:t>6. Authority</w:t>
       </w:r>
     </w:p>
     <w:p>
       <w:r>
-        <w:t>The Ombudsman will keep all identifying information confidential to the</w:t>
+        <w:t>The Ombudsman does not decide grievances or impose sanctions but</w:t>
       </w:r>
     </w:p>
     <w:p>
       <w:r>
-        <w:t>extent possible while conducting the review.</w:t>
+        <w:t>may (a) advise, (b) facilitate dialogue, (c) escalate systemic</w:t>
+      </w:r>
+    </w:p>
+    <w:p>
+      <w:r>
+        <w:t>concerns to the Board, and (d) recommend policy changes.</w:t>
       </w:r>
     </w:p>
     <w:p>
@@ -296,17 +298,22 @@
         <w:pStyle w:val="Heading2"/>
       </w:pPr>
       <w:r>
-        <w:t>7. Anti-Retaliation</w:t>
+        <w:t>7. Independence</w:t>
       </w:r>
     </w:p>
     <w:p>
       <w:r>
-        <w:t>No party will be retaliated against for raising a good-faith concern</w:t>
+        <w:t>The Ombudsman reports functionally to the Board, not to the</w:t>
       </w:r>
     </w:p>
     <w:p>
       <w:r>
-        <w:t>through the Ombudsman.</w:t>
+        <w:t>Executive Director. The Ombudsman may not hold any other role in</w:t>
+      </w:r>
+    </w:p>
+    <w:p>
+      <w:r>
+        <w:t>Birthright.</w:t>
       </w:r>
     </w:p>
     <w:p>
@@ -314,46 +321,23 @@
         <w:pStyle w:val="Heading2"/>
       </w:pPr>
       <w:r>
-        <w:t>8. Records</w:t>
+        <w:t>8. Contact</w:t>
       </w:r>
     </w:p>
     <w:p>
       <w:r>
-        <w:t>The Ombudsman maintains a summary record of each matter, retained for</w:t>
-      </w:r>
-    </w:p>
-    <w:p>
-      <w:r>
-        <w:t>7 years.</w:t>
-      </w:r>
-    </w:p>
-    <w:p>
-      <w:pPr>
-        <w:pStyle w:val="Heading2"/>
-      </w:pPr>
-      <w:r>
-        <w:t>9. Reporting</w:t>
-      </w:r>
-    </w:p>
-    <w:p>
-      <w:r>
-        <w:t>The Ombudsman provides an anonymized quarterly report to the Board.</w:t>
+        <w:t>ombudsman@birthright.live.</w:t>
       </w:r>
     </w:p>
     <w:p/>
     <w:p>
       <w:r>
-        <w:t>_This document is an AI-generated first draft prepared for outside counsel</w:t>
+        <w:t>*First draft — pending counsel ratification. Comments to</w:t>
       </w:r>
     </w:p>
     <w:p>
       <w:r>
-        <w:t>review. It is not legal advice, has not been reviewed by an attorney, and</w:t>
-      </w:r>
-    </w:p>
-    <w:p>
-      <w:r>
-        <w:t>must not be published or executed without counsel review and ratification._</w:t>
+        <w:t>legal@birthright.live.*</w:t>
       </w:r>
     </w:p>
     <w:p/>
@@ -626,7 +610,7 @@
       </w:r>
     </w:p>
     <w:p>
-      <w:hyperlink r:id="rId10">
+      <w:hyperlink r:id="rId9">
         <w:r>
           <w:rPr>
             <w:color w:val="0563C1"/>
@@ -640,7 +624,7 @@
       </w:r>
     </w:p>
     <w:p>
-      <w:hyperlink r:id="rId11">
+      <w:hyperlink r:id="rId10">
         <w:r>
           <w:rPr>
             <w:color w:val="0563C1"/>

--- a/backend/legal_docs/13-ombudsman-charter.docx
+++ b/backend/legal_docs/13-ombudsman-charter.docx
@@ -137,17 +137,7 @@
     </w:p>
     <w:p>
       <w:r>
-        <w:t>The Ombudsman offers a confidential, independent, informal channel</w:t>
-      </w:r>
-    </w:p>
-    <w:p>
-      <w:r>
-        <w:t>for anyone connected to Birthright (participants, partners,</w:t>
-      </w:r>
-    </w:p>
-    <w:p>
-      <w:r>
-        <w:t>volunteers, staff, board) to raise concerns and seek fair resolution.</w:t>
+        <w:t>The Ombudsman offers a confidential, independent, informal channel for anyone connected to Birthright (participants, partners, volunteers, staff, board) to raise concerns and seek fair resolution.</w:t>
       </w:r>
     </w:p>
     <w:p>
@@ -169,10 +159,8 @@
         <w:t>independence</w:t>
       </w:r>
       <w:r>
-        <w:t>,</w:t>
+        <w:t xml:space="preserve">, </w:t>
       </w:r>
-    </w:p>
-    <w:p>
       <w:r>
         <w:rPr>
           <w:b/>
@@ -211,22 +199,7 @@
     </w:p>
     <w:p>
       <w:r>
-        <w:t>The Ombudsman can hear any concern except (a) legally required</w:t>
-      </w:r>
-    </w:p>
-    <w:p>
-      <w:r>
-        <w:t>mandated reports, which are escalated in parallel, and (b) matters</w:t>
-      </w:r>
-    </w:p>
-    <w:p>
-      <w:r>
-        <w:t>already in binding arbitration or litigation, which are referred to</w:t>
-      </w:r>
-    </w:p>
-    <w:p>
-      <w:r>
-        <w:t>counsel.</w:t>
+        <w:t>The Ombudsman can hear any concern except (a) legally required mandated reports, which are escalated in parallel, and (b) matters already in binding arbitration or litigation, which are referred to counsel.</w:t>
       </w:r>
     </w:p>
     <w:p>
@@ -239,17 +212,7 @@
     </w:p>
     <w:p>
       <w:r>
-        <w:t>Communications with the Ombudsman are confidential except (a) an</w:t>
-      </w:r>
-    </w:p>
-    <w:p>
-      <w:r>
-        <w:t>imminent risk of serious harm, (b) a mandated report, or (c) the</w:t>
-      </w:r>
-    </w:p>
-    <w:p>
-      <w:r>
-        <w:t>visitor's written waiver.</w:t>
+        <w:t>Communications with the Ombudsman are confidential except (a) an imminent risk of serious harm, (b) a mandated report, or (c) the visitor's written waiver.</w:t>
       </w:r>
     </w:p>
     <w:p>
@@ -262,12 +225,7 @@
     </w:p>
     <w:p>
       <w:r>
-        <w:t>The Ombudsman keeps no personally identifying case files. Aggregate,</w:t>
-      </w:r>
-    </w:p>
-    <w:p>
-      <w:r>
-        <w:t>de-identified trend reports are provided to the Board annually.</w:t>
+        <w:t>The Ombudsman keeps no personally identifying case files. Aggregate, de-identified trend reports are provided to the Board annually.</w:t>
       </w:r>
     </w:p>
     <w:p>
@@ -280,17 +238,7 @@
     </w:p>
     <w:p>
       <w:r>
-        <w:t>The Ombudsman does not decide grievances or impose sanctions but</w:t>
-      </w:r>
-    </w:p>
-    <w:p>
-      <w:r>
-        <w:t>may (a) advise, (b) facilitate dialogue, (c) escalate systemic</w:t>
-      </w:r>
-    </w:p>
-    <w:p>
-      <w:r>
-        <w:t>concerns to the Board, and (d) recommend policy changes.</w:t>
+        <w:t>The Ombudsman does not decide grievances or impose sanctions but may (a) advise, (b) facilitate dialogue, (c) escalate systemic concerns to the Board, and (d) recommend policy changes.</w:t>
       </w:r>
     </w:p>
     <w:p>
@@ -303,17 +251,7 @@
     </w:p>
     <w:p>
       <w:r>
-        <w:t>The Ombudsman reports functionally to the Board, not to the</w:t>
-      </w:r>
-    </w:p>
-    <w:p>
-      <w:r>
-        <w:t>Executive Director. The Ombudsman may not hold any other role in</w:t>
-      </w:r>
-    </w:p>
-    <w:p>
-      <w:r>
-        <w:t>Birthright.</w:t>
+        <w:t>The Ombudsman reports functionally to the Board, not to the Executive Director. The Ombudsman may not hold any other role in Birthright.</w:t>
       </w:r>
     </w:p>
     <w:p>
@@ -332,12 +270,7 @@
     <w:p/>
     <w:p>
       <w:r>
-        <w:t>*First draft — pending counsel ratification. Comments to</w:t>
-      </w:r>
-    </w:p>
-    <w:p>
-      <w:r>
-        <w:t>legal@birthright.live.*</w:t>
+        <w:t>*First draft — pending counsel ratification. Comments to legal@birthright.live.*</w:t>
       </w:r>
     </w:p>
     <w:p/>
@@ -351,17 +284,7 @@
     </w:p>
     <w:p>
       <w:r>
-        <w:t>This document was drafted with EU / UK regulatory alignment in mind. Where</w:t>
-      </w:r>
-    </w:p>
-    <w:p>
-      <w:r>
-        <w:t>this document conflicts with mandatory rights of an EU or UK resident, the</w:t>
-      </w:r>
-    </w:p>
-    <w:p>
-      <w:r>
-        <w:t>mandatory local rules prevail. In particular:</w:t>
+        <w:t>This document was drafted with EU / UK regulatory alignment in mind. Where this document conflicts with mandatory rights of an EU or UK resident, the mandatory local rules prevail. In particular:</w:t>
       </w:r>
     </w:p>
     <w:p>
@@ -375,27 +298,7 @@
         <w:t>GDPR (EU) 2016/679 and UK GDPR</w:t>
       </w:r>
       <w:r>
-        <w:t xml:space="preserve"> apply to processing of personal data</w:t>
-      </w:r>
-    </w:p>
-    <w:p>
-      <w:r>
-        <w:t>of individuals in the EEA and UK. Where Birthright is the controller,</w:t>
-      </w:r>
-    </w:p>
-    <w:p>
-      <w:r>
-        <w:t>the lawful bases relied on are: (i) contract necessity, (ii) legitimate</w:t>
-      </w:r>
-    </w:p>
-    <w:p>
-      <w:r>
-        <w:t>interests (balanced by opt-out), (iii) consent (marketing and non-</w:t>
-      </w:r>
-    </w:p>
-    <w:p>
-      <w:r>
-        <w:t>essential cookies), and (iv) legal obligation.</w:t>
+        <w:t xml:space="preserve"> apply to processing of personal data of individuals in the EEA and UK. Where Birthright is the controller, the lawful bases relied on are: (i) contract necessity, (ii) legitimate interests (balanced by opt-out), (iii) consent (marketing and non-essential cookies), and (iv) legal obligation.</w:t>
       </w:r>
     </w:p>
     <w:p>
@@ -409,12 +312,7 @@
         <w:t>ePrivacy Directive (2002/58/EC as amended)</w:t>
       </w:r>
       <w:r>
-        <w:t xml:space="preserve"> applies to cookies and</w:t>
-      </w:r>
-    </w:p>
-    <w:p>
-      <w:r>
-        <w:t>similar tracking. Non-essential cookies require prior opt-in consent.</w:t>
+        <w:t xml:space="preserve"> applies to cookies and similar tracking. Non-essential cookies require prior opt-in consent.</w:t>
       </w:r>
     </w:p>
     <w:p>
@@ -428,22 +326,7 @@
         <w:t>EU Consumer Rights Directive (2011/83/EU)</w:t>
       </w:r>
       <w:r>
-        <w:t xml:space="preserve"> — EU/UK consumers have</w:t>
-      </w:r>
-    </w:p>
-    <w:p>
-      <w:r>
-        <w:t>a 14-day right of withdrawal on distance sales of goods and most</w:t>
-      </w:r>
-    </w:p>
-    <w:p>
-      <w:r>
-        <w:t>digital services. Where a workshop or digital product has been fully</w:t>
-      </w:r>
-    </w:p>
-    <w:p>
-      <w:r>
-        <w:t>performed with the consumer's prior consent, the right may be lost.</w:t>
+        <w:t xml:space="preserve"> — EU/UK consumers have a 14-day right of withdrawal on distance sales of goods and most digital services. Where a workshop or digital product has been fully performed with the consumer's prior consent, the right may be lost.</w:t>
       </w:r>
     </w:p>
     <w:p>
@@ -457,22 +340,7 @@
         <w:t>Digital Services Act (Regulation 2022/2065)</w:t>
       </w:r>
       <w:r>
-        <w:t xml:space="preserve"> applies to online</w:t>
-      </w:r>
-    </w:p>
-    <w:p>
-      <w:r>
-        <w:t>intermediaries offering services in the EU; Birthright's community</w:t>
-      </w:r>
-    </w:p>
-    <w:p>
-      <w:r>
-        <w:t>features (posts, DMs, disputes) fall within scope. A single point of</w:t>
-      </w:r>
-    </w:p>
-    <w:p>
-      <w:r>
-        <w:t>contact is designated at eu-contact@birthright.live.</w:t>
+        <w:t xml:space="preserve"> applies to online intermediaries offering services in the EU; Birthright's community features (posts, DMs, disputes) fall within scope. A single point of contact is designated at eu-contact@birthright.live.</w:t>
       </w:r>
     </w:p>
     <w:p>
@@ -486,22 +354,7 @@
         <w:t>EU AI Act (Regulation 2024/1689)</w:t>
       </w:r>
       <w:r>
-        <w:t xml:space="preserve"> applies to providers and deployers</w:t>
-      </w:r>
-    </w:p>
-    <w:p>
-      <w:r>
-        <w:t>of AI systems affecting EU users. Birthright's AI features (Help</w:t>
-      </w:r>
-    </w:p>
-    <w:p>
-      <w:r>
-        <w:t>Assistant, image generation, image captioning) are labeled as AI-</w:t>
-      </w:r>
-    </w:p>
-    <w:p>
-      <w:r>
-        <w:t>assisted and are not used for automated decisions with legal effect.</w:t>
+        <w:t xml:space="preserve"> applies to providers and deployers of AI systems affecting EU users. Birthright's AI features (Help Assistant, image generation, image captioning) are labeled as AI-assisted and are not used for automated decisions with legal effect.</w:t>
       </w:r>
     </w:p>
     <w:p>
@@ -515,22 +368,7 @@
         <w:t>Data transfers out of the EEA/UK/CH</w:t>
       </w:r>
       <w:r>
-        <w:t xml:space="preserve"> rely on the EU Standard</w:t>
-      </w:r>
-    </w:p>
-    <w:p>
-      <w:r>
-        <w:t>Contractual Clauses (2021/914) and the UK International Data Transfer</w:t>
-      </w:r>
-    </w:p>
-    <w:p>
-      <w:r>
-        <w:t>Addendum, with a transfer-impact assessment on file for each sub-</w:t>
-      </w:r>
-    </w:p>
-    <w:p>
-      <w:r>
-        <w:t>processor.</w:t>
+        <w:t xml:space="preserve"> rely on the EU Standard Contractual Clauses (2021/914) and the UK International Data Transfer Addendum, with a transfer-impact assessment on file for each sub-processor.</w:t>
       </w:r>
     </w:p>
     <w:p>
@@ -544,17 +382,7 @@
         <w:t>Data Protection Officer (DPO)</w:t>
       </w:r>
       <w:r>
-        <w:t xml:space="preserve"> — Birthright will designate a DPO</w:t>
-      </w:r>
-    </w:p>
-    <w:p>
-      <w:r>
-        <w:t>once threshold criteria under GDPR Art. 37 are met. Contact:</w:t>
-      </w:r>
-    </w:p>
-    <w:p>
-      <w:r>
-        <w:t>dpo@birthright.live.</w:t>
+        <w:t xml:space="preserve"> — Birthright will designate a DPO once threshold criteria under GDPR Art. 37 are met. Contact: dpo@birthright.live.</w:t>
       </w:r>
     </w:p>
     <w:p>
@@ -568,12 +396,7 @@
         <w:t>DSAR window</w:t>
       </w:r>
       <w:r>
-        <w:t xml:space="preserve"> — subject access, rectification, erasure, portability,</w:t>
-      </w:r>
-    </w:p>
-    <w:p>
-      <w:r>
-        <w:t xml:space="preserve">and objection requests are responded to within </w:t>
+        <w:t xml:space="preserve"> — subject access, rectification, erasure, portability, and objection requests are responded to within </w:t>
       </w:r>
       <w:r>
         <w:rPr>
@@ -582,12 +405,7 @@
         <w:t>30 days</w:t>
       </w:r>
       <w:r>
-        <w:t xml:space="preserve"> (extendable</w:t>
-      </w:r>
-    </w:p>
-    <w:p>
-      <w:r>
-        <w:t>by 60 days for complex requests) at privacy@birthright.live.</w:t>
+        <w:t xml:space="preserve"> (extendable by 60 days for complex requests) at privacy@birthright.live.</w:t>
       </w:r>
     </w:p>
     <w:p>
@@ -601,15 +419,8 @@
         <w:t>Supervisory authority</w:t>
       </w:r>
       <w:r>
-        <w:t xml:space="preserve"> — EU/UK residents may lodge a complaint with</w:t>
+        <w:t xml:space="preserve"> — EU/UK residents may lodge a complaint with their local supervisory authority; a list is available at </w:t>
       </w:r>
-    </w:p>
-    <w:p>
-      <w:r>
-        <w:t>their local supervisory authority; a list is available at</w:t>
-      </w:r>
-    </w:p>
-    <w:p>
       <w:hyperlink r:id="rId9">
         <w:r>
           <w:rPr>
@@ -620,10 +431,8 @@
         </w:r>
       </w:hyperlink>
       <w:r>
-        <w:t xml:space="preserve"> (EU) and</w:t>
+        <w:t xml:space="preserve"> (EU) and </w:t>
       </w:r>
-    </w:p>
-    <w:p>
       <w:hyperlink r:id="rId10">
         <w:r>
           <w:rPr>
@@ -648,22 +457,12 @@
         <w:t>VAT</w:t>
       </w:r>
       <w:r>
-        <w:t xml:space="preserve"> — Where Birthright's EU B2C digital-service or goods sales</w:t>
-      </w:r>
-    </w:p>
-    <w:p>
-      <w:r>
-        <w:t>cross applicable thresholds, VAT registration (One-Stop-Shop or</w:t>
-      </w:r>
-    </w:p>
-    <w:p>
-      <w:r>
-        <w:t>country-by-country) will be completed.</w:t>
+        <w:t xml:space="preserve"> — Where Birthright's EU B2C digital-service or goods sales cross applicable thresholds, VAT registration (One-Stop-Shop or country-by-country) will be completed.</w:t>
       </w:r>
     </w:p>
     <w:sectPr>
       <w:pgSz w:w="12240" w:h="15840"/>
-      <w:pgMar w:top="1152" w:right="1296" w:bottom="1152" w:left="1296" w:header="720" w:footer="720" w:gutter="0"/>
+      <w:pgMar w:top="1440" w:right="1440" w:bottom="1440" w:left="1440" w:header="720" w:footer="720" w:gutter="0"/>
       <w:cols w:space="720"/>
       <w:docGrid w:linePitch="360"/>
     </w:sectPr>
@@ -1034,6 +833,9 @@
     <w:name w:val="Normal"/>
     <w:qFormat/>
     <w:rsid w:val="00FC693F"/>
+    <w:pPr>
+      <w:spacing w:line="240" w:lineRule="auto" w:before="0" w:after="120"/>
+    </w:pPr>
     <w:rPr>
       <w:rFonts w:ascii="Calibri" w:hAnsi="Calibri"/>
       <w:sz w:val="22"/>

--- a/backend/legal_docs/13-ombudsman-charter.docx
+++ b/backend/legal_docs/13-ombudsman-charter.docx
@@ -105,7 +105,7 @@
           <w:i/>
           <w:color w:val="7C5316"/>
         </w:rPr>
-        <w:t>Executive Director: James Reagan · Contact: legal@birthright.live</w:t>
+        <w:t>Executive Director: Amanda Reagan · Contact: legal@birthright.live</w:t>
       </w:r>
     </w:p>
     <w:p>
